--- a/USB-Loader/MultiBootUSB/uefi-bios/Multiboot_ReedMe.docx
+++ b/USB-Loader/MultiBootUSB/uefi-bios/Multiboot_ReedMe.docx
@@ -176,25 +176,7 @@
           <w:sz w:val="24"/>
           <w:szCs w:val="24"/>
         </w:rPr>
-        <w:t xml:space="preserve"> (</w:t>
-      </w:r>
-      <w:proofErr w:type="gramStart"/>
-      <w:r>
-        <w:rPr>
-          <w:rFonts w:ascii="Times New Roman" w:hAnsi="Times New Roman"/>
-          <w:sz w:val="24"/>
-          <w:szCs w:val="24"/>
-        </w:rPr>
-        <w:t>например</w:t>
-      </w:r>
-      <w:proofErr w:type="gramEnd"/>
-      <w:r>
-        <w:rPr>
-          <w:rFonts w:ascii="Times New Roman" w:hAnsi="Times New Roman"/>
-          <w:sz w:val="24"/>
-          <w:szCs w:val="24"/>
-        </w:rPr>
-        <w:t xml:space="preserve"> приложенной утилитой </w:t>
+        <w:t xml:space="preserve"> (например приложенной утилитой </w:t>
       </w:r>
       <w:r>
         <w:rPr>
@@ -1998,51 +1980,458 @@
         </w:rPr>
         <w:t>ах</w:t>
       </w:r>
+      <w:r>
+        <w:rPr>
+          <w:rFonts w:ascii="Times New Roman" w:hAnsi="Times New Roman"/>
+          <w:sz w:val="24"/>
+          <w:szCs w:val="24"/>
+        </w:rPr>
+        <w:t xml:space="preserve"> </w:t>
+      </w:r>
+      <w:r>
+        <w:rPr>
+          <w:rFonts w:ascii="Times New Roman" w:hAnsi="Times New Roman"/>
+          <w:sz w:val="24"/>
+          <w:szCs w:val="24"/>
+        </w:rPr>
+        <w:t>&lt;</w:t>
+      </w:r>
+      <w:r>
+        <w:rPr>
+          <w:rFonts w:ascii="Times New Roman" w:hAnsi="Times New Roman"/>
+          <w:sz w:val="24"/>
+          <w:szCs w:val="24"/>
+        </w:rPr>
+        <w:t>\</w:t>
+      </w:r>
+      <w:r>
+        <w:rPr>
+          <w:rFonts w:ascii="Times New Roman" w:hAnsi="Times New Roman"/>
+          <w:b/>
+          <w:sz w:val="24"/>
+          <w:szCs w:val="24"/>
+          <w:lang w:val="en-US"/>
+        </w:rPr>
+        <w:t>menu</w:t>
+      </w:r>
+      <w:r>
+        <w:rPr>
+          <w:rFonts w:ascii="Times New Roman" w:hAnsi="Times New Roman"/>
+          <w:b/>
+          <w:sz w:val="24"/>
+          <w:szCs w:val="24"/>
+        </w:rPr>
+        <w:t>.</w:t>
+      </w:r>
+      <w:proofErr w:type="spellStart"/>
+      <w:r>
+        <w:rPr>
+          <w:rFonts w:ascii="Times New Roman" w:hAnsi="Times New Roman"/>
+          <w:b/>
+          <w:sz w:val="24"/>
+          <w:szCs w:val="24"/>
+          <w:lang w:val="en-US"/>
+        </w:rPr>
+        <w:t>lst</w:t>
+      </w:r>
+      <w:proofErr w:type="spellEnd"/>
+      <w:r>
+        <w:rPr>
+          <w:rFonts w:ascii="Times New Roman" w:hAnsi="Times New Roman"/>
+          <w:sz w:val="24"/>
+          <w:szCs w:val="24"/>
+        </w:rPr>
+        <w:t>&gt;</w:t>
+      </w:r>
+      <w:r>
+        <w:rPr>
+          <w:rFonts w:ascii="Times New Roman" w:hAnsi="Times New Roman"/>
+          <w:sz w:val="24"/>
+          <w:szCs w:val="24"/>
+        </w:rPr>
+        <w:t xml:space="preserve"> и </w:t>
+      </w:r>
+      <w:r>
+        <w:rPr>
+          <w:rFonts w:ascii="Times New Roman" w:hAnsi="Times New Roman"/>
+          <w:sz w:val="24"/>
+          <w:szCs w:val="24"/>
+        </w:rPr>
+        <w:t>&lt;</w:t>
+      </w:r>
+      <w:r>
+        <w:rPr>
+          <w:rFonts w:ascii="Times New Roman" w:hAnsi="Times New Roman"/>
+          <w:b/>
+          <w:sz w:val="24"/>
+          <w:szCs w:val="24"/>
+        </w:rPr>
+        <w:t>\</w:t>
+      </w:r>
+      <w:r>
+        <w:rPr>
+          <w:rFonts w:ascii="Times New Roman" w:hAnsi="Times New Roman"/>
+          <w:b/>
+          <w:sz w:val="24"/>
+          <w:szCs w:val="24"/>
+          <w:lang w:val="en-US"/>
+        </w:rPr>
+        <w:t>boot</w:t>
+      </w:r>
+      <w:r>
+        <w:rPr>
+          <w:rFonts w:ascii="Times New Roman" w:hAnsi="Times New Roman"/>
+          <w:b/>
+          <w:sz w:val="24"/>
+          <w:szCs w:val="24"/>
+        </w:rPr>
+        <w:t>\</w:t>
+      </w:r>
+      <w:r>
+        <w:rPr>
+          <w:rFonts w:ascii="Times New Roman" w:hAnsi="Times New Roman"/>
+          <w:b/>
+          <w:sz w:val="24"/>
+          <w:szCs w:val="24"/>
+          <w:lang w:val="en-US"/>
+        </w:rPr>
+        <w:t>menu</w:t>
+      </w:r>
+      <w:r>
+        <w:rPr>
+          <w:rFonts w:ascii="Times New Roman" w:hAnsi="Times New Roman"/>
+          <w:b/>
+          <w:sz w:val="24"/>
+          <w:szCs w:val="24"/>
+        </w:rPr>
+        <w:t>_</w:t>
+      </w:r>
+      <w:r>
+        <w:rPr>
+          <w:rFonts w:ascii="Times New Roman" w:hAnsi="Times New Roman"/>
+          <w:b/>
+          <w:sz w:val="24"/>
+          <w:szCs w:val="24"/>
+          <w:lang w:val="en-US"/>
+        </w:rPr>
+        <w:t>u</w:t>
+      </w:r>
+      <w:r>
+        <w:rPr>
+          <w:rFonts w:ascii="Times New Roman" w:hAnsi="Times New Roman"/>
+          <w:b/>
+          <w:sz w:val="24"/>
+          <w:szCs w:val="24"/>
+        </w:rPr>
+        <w:t>.</w:t>
+      </w:r>
+      <w:proofErr w:type="spellStart"/>
+      <w:r>
+        <w:rPr>
+          <w:rFonts w:ascii="Times New Roman" w:hAnsi="Times New Roman"/>
+          <w:b/>
+          <w:sz w:val="24"/>
+          <w:szCs w:val="24"/>
+          <w:lang w:val="en-US"/>
+        </w:rPr>
+        <w:t>lst</w:t>
+      </w:r>
+      <w:proofErr w:type="spellEnd"/>
+      <w:r>
+        <w:rPr>
+          <w:rFonts w:ascii="Times New Roman" w:hAnsi="Times New Roman"/>
+          <w:sz w:val="24"/>
+          <w:szCs w:val="24"/>
+        </w:rPr>
+        <w:t>&gt;</w:t>
+      </w:r>
+      <w:r>
+        <w:rPr>
+          <w:rFonts w:ascii="Times New Roman" w:hAnsi="Times New Roman"/>
+          <w:sz w:val="24"/>
+          <w:szCs w:val="24"/>
+        </w:rPr>
+        <w:t>.</w:t>
+      </w:r>
+    </w:p>
+    <w:p>
+      <w:pPr>
+        <w:spacing w:after="0" w:line="240" w:lineRule="auto"/>
+        <w:ind w:firstLine="425"/>
+        <w:rPr>
+          <w:rFonts w:ascii="Times New Roman" w:hAnsi="Times New Roman"/>
+          <w:sz w:val="24"/>
+          <w:szCs w:val="24"/>
+        </w:rPr>
+      </w:pPr>
+      <w:r>
+        <w:rPr>
+          <w:rFonts w:ascii="Times New Roman" w:hAnsi="Times New Roman"/>
+          <w:sz w:val="24"/>
+          <w:szCs w:val="24"/>
+        </w:rPr>
+        <w:t xml:space="preserve">Настройки загрузчика </w:t>
+      </w:r>
+      <w:proofErr w:type="spellStart"/>
+      <w:r>
+        <w:rPr>
+          <w:rFonts w:ascii="Times New Roman" w:hAnsi="Times New Roman"/>
+          <w:b/>
+          <w:sz w:val="24"/>
+          <w:szCs w:val="24"/>
+          <w:lang w:val="en-US"/>
+        </w:rPr>
+        <w:t>SysLinux</w:t>
+      </w:r>
+      <w:proofErr w:type="spellEnd"/>
+      <w:r>
+        <w:rPr>
+          <w:rFonts w:ascii="Times New Roman" w:hAnsi="Times New Roman"/>
+          <w:sz w:val="24"/>
+          <w:szCs w:val="24"/>
+        </w:rPr>
+        <w:t xml:space="preserve"> находятся в файле </w:t>
+      </w:r>
+      <w:r>
+        <w:rPr>
+          <w:rFonts w:ascii="Times New Roman" w:hAnsi="Times New Roman"/>
+          <w:sz w:val="24"/>
+          <w:szCs w:val="24"/>
+        </w:rPr>
+        <w:t>&lt;</w:t>
+      </w:r>
+      <w:r>
+        <w:rPr>
+          <w:rFonts w:ascii="Times New Roman" w:hAnsi="Times New Roman"/>
+          <w:sz w:val="24"/>
+          <w:szCs w:val="24"/>
+        </w:rPr>
+        <w:t>\</w:t>
+      </w:r>
+      <w:proofErr w:type="spellStart"/>
+      <w:r>
+        <w:rPr>
+          <w:rFonts w:ascii="Times New Roman" w:hAnsi="Times New Roman"/>
+          <w:b/>
+          <w:sz w:val="24"/>
+          <w:szCs w:val="24"/>
+          <w:lang w:val="en-US"/>
+        </w:rPr>
+        <w:t>syslinux</w:t>
+      </w:r>
+      <w:proofErr w:type="spellEnd"/>
+      <w:r>
+        <w:rPr>
+          <w:rFonts w:ascii="Times New Roman" w:hAnsi="Times New Roman"/>
+          <w:b/>
+          <w:sz w:val="24"/>
+          <w:szCs w:val="24"/>
+        </w:rPr>
+        <w:t>.</w:t>
+      </w:r>
+      <w:proofErr w:type="spellStart"/>
+      <w:r>
+        <w:rPr>
+          <w:rFonts w:ascii="Times New Roman" w:hAnsi="Times New Roman"/>
+          <w:b/>
+          <w:sz w:val="24"/>
+          <w:szCs w:val="24"/>
+          <w:lang w:val="en-US"/>
+        </w:rPr>
+        <w:t>cfg</w:t>
+      </w:r>
+      <w:proofErr w:type="spellEnd"/>
+      <w:r>
+        <w:rPr>
+          <w:rFonts w:ascii="Times New Roman" w:hAnsi="Times New Roman"/>
+          <w:sz w:val="24"/>
+          <w:szCs w:val="24"/>
+        </w:rPr>
+        <w:t>&gt;</w:t>
+      </w:r>
+      <w:r>
+        <w:rPr>
+          <w:rFonts w:ascii="Times New Roman" w:hAnsi="Times New Roman"/>
+          <w:sz w:val="24"/>
+          <w:szCs w:val="24"/>
+        </w:rPr>
+        <w:t>.</w:t>
+      </w:r>
+    </w:p>
+    <w:p>
+      <w:pPr>
+        <w:spacing w:after="0" w:line="240" w:lineRule="auto"/>
+        <w:ind w:firstLine="425"/>
+        <w:rPr>
+          <w:rFonts w:ascii="Times New Roman" w:hAnsi="Times New Roman"/>
+          <w:sz w:val="24"/>
+          <w:szCs w:val="24"/>
+        </w:rPr>
+      </w:pPr>
+    </w:p>
+    <w:p>
+      <w:pPr>
+        <w:spacing w:after="0" w:line="240" w:lineRule="auto"/>
+        <w:ind w:firstLine="425"/>
+        <w:rPr>
+          <w:rFonts w:ascii="Times New Roman" w:hAnsi="Times New Roman"/>
+          <w:sz w:val="24"/>
+          <w:szCs w:val="24"/>
+        </w:rPr>
+      </w:pPr>
+      <w:r>
+        <w:rPr>
+          <w:rFonts w:ascii="Times New Roman" w:hAnsi="Times New Roman"/>
+          <w:sz w:val="24"/>
+          <w:szCs w:val="24"/>
+        </w:rPr>
+        <w:t xml:space="preserve">Данные загрузчики совместимы и настроены. Чтобы случайно не сбить любой из загрузчиков </w:t>
+      </w:r>
+      <w:r>
+        <w:rPr>
+          <w:rFonts w:ascii="Times New Roman" w:hAnsi="Times New Roman"/>
+          <w:b/>
+          <w:sz w:val="24"/>
+          <w:szCs w:val="24"/>
+        </w:rPr>
+        <w:t>категорически запрещается</w:t>
+      </w:r>
+      <w:r>
+        <w:rPr>
+          <w:rFonts w:ascii="Times New Roman" w:hAnsi="Times New Roman"/>
+          <w:sz w:val="24"/>
+          <w:szCs w:val="24"/>
+        </w:rPr>
+        <w:t xml:space="preserve"> изменять файлы в папка</w:t>
+      </w:r>
+      <w:r>
+        <w:rPr>
+          <w:rFonts w:ascii="Times New Roman" w:hAnsi="Times New Roman"/>
+          <w:sz w:val="24"/>
+          <w:szCs w:val="24"/>
+        </w:rPr>
+        <w:t>х</w:t>
+      </w:r>
+      <w:r>
+        <w:rPr>
+          <w:rFonts w:ascii="Times New Roman" w:hAnsi="Times New Roman"/>
+          <w:sz w:val="24"/>
+          <w:szCs w:val="24"/>
+        </w:rPr>
+        <w:t xml:space="preserve"> </w:t>
+      </w:r>
+      <w:r>
+        <w:rPr>
+          <w:rFonts w:ascii="Times New Roman" w:hAnsi="Times New Roman"/>
+          <w:sz w:val="24"/>
+          <w:szCs w:val="24"/>
+        </w:rPr>
+        <w:t>&lt;</w:t>
+      </w:r>
+      <w:r>
+        <w:rPr>
+          <w:rFonts w:ascii="Times New Roman" w:hAnsi="Times New Roman"/>
+          <w:b/>
+          <w:sz w:val="24"/>
+          <w:szCs w:val="24"/>
+          <w:lang w:val="en-US"/>
+        </w:rPr>
+        <w:t>boot</w:t>
+      </w:r>
+      <w:r>
+        <w:rPr>
+          <w:rFonts w:ascii="Times New Roman" w:hAnsi="Times New Roman"/>
+          <w:sz w:val="24"/>
+          <w:szCs w:val="24"/>
+        </w:rPr>
+        <w:t xml:space="preserve">&gt; </w:t>
+      </w:r>
+      <w:r>
+        <w:rPr>
+          <w:rFonts w:ascii="Times New Roman" w:hAnsi="Times New Roman"/>
+          <w:sz w:val="24"/>
+          <w:szCs w:val="24"/>
+        </w:rPr>
+        <w:t xml:space="preserve">и </w:t>
+      </w:r>
+      <w:r>
+        <w:rPr>
+          <w:rFonts w:ascii="Times New Roman" w:hAnsi="Times New Roman"/>
+          <w:sz w:val="24"/>
+          <w:szCs w:val="24"/>
+        </w:rPr>
+        <w:t>&lt;</w:t>
+      </w:r>
+      <w:r>
+        <w:rPr>
+          <w:rFonts w:ascii="Times New Roman" w:hAnsi="Times New Roman"/>
+          <w:b/>
+          <w:sz w:val="24"/>
+          <w:szCs w:val="24"/>
+          <w:lang w:val="en-US"/>
+        </w:rPr>
+        <w:t>EFI</w:t>
+      </w:r>
+      <w:r>
+        <w:rPr>
+          <w:rFonts w:ascii="Times New Roman" w:hAnsi="Times New Roman"/>
+          <w:sz w:val="24"/>
+          <w:szCs w:val="24"/>
+        </w:rPr>
+        <w:t>&gt;</w:t>
+      </w:r>
+      <w:r>
+        <w:rPr>
+          <w:rFonts w:ascii="Times New Roman" w:hAnsi="Times New Roman"/>
+          <w:sz w:val="24"/>
+          <w:szCs w:val="24"/>
+        </w:rPr>
+        <w:t>.</w:t>
+      </w:r>
+    </w:p>
+    <w:p>
+      <w:pPr>
+        <w:spacing w:after="0" w:line="240" w:lineRule="auto"/>
+        <w:ind w:firstLine="425"/>
+        <w:rPr>
+          <w:rFonts w:ascii="Times New Roman" w:hAnsi="Times New Roman"/>
+          <w:sz w:val="24"/>
+          <w:szCs w:val="24"/>
+        </w:rPr>
+      </w:pPr>
       <w:bookmarkStart w:id="0" w:name="_GoBack"/>
       <w:bookmarkEnd w:id="0"/>
-      <w:r>
-        <w:rPr>
-          <w:rFonts w:ascii="Times New Roman" w:hAnsi="Times New Roman"/>
-          <w:sz w:val="24"/>
-          <w:szCs w:val="24"/>
-        </w:rPr>
+    </w:p>
+    <w:p>
+      <w:pPr>
+        <w:spacing w:after="0" w:line="240" w:lineRule="auto"/>
+        <w:ind w:firstLine="425"/>
+        <w:rPr>
+          <w:rFonts w:ascii="Times New Roman" w:hAnsi="Times New Roman"/>
+          <w:sz w:val="24"/>
+          <w:szCs w:val="24"/>
+        </w:rPr>
+      </w:pPr>
+      <w:r>
+        <w:rPr>
+          <w:rFonts w:ascii="Times New Roman" w:hAnsi="Times New Roman"/>
+          <w:sz w:val="24"/>
+          <w:szCs w:val="24"/>
+        </w:rPr>
+        <w:t xml:space="preserve">Чтобы проверить все загрузчики воспользуйтесь утилитой </w:t>
+      </w:r>
+      <w:proofErr w:type="gramStart"/>
+      <w:r>
+        <w:rPr>
+          <w:rFonts w:ascii="Times New Roman" w:hAnsi="Times New Roman"/>
+          <w:sz w:val="24"/>
+          <w:szCs w:val="24"/>
+        </w:rPr>
+        <w:t>&lt;</w:t>
+      </w:r>
+      <w:r>
         <w:t xml:space="preserve"> </w:t>
       </w:r>
-      <w:r>
-        <w:rPr>
-          <w:rFonts w:ascii="Times New Roman" w:hAnsi="Times New Roman"/>
-          <w:sz w:val="24"/>
-          <w:szCs w:val="24"/>
-        </w:rPr>
-        <w:t>&lt;</w:t>
-      </w:r>
-      <w:r>
-        <w:rPr>
-          <w:rFonts w:ascii="Times New Roman" w:hAnsi="Times New Roman"/>
-          <w:sz w:val="24"/>
-          <w:szCs w:val="24"/>
-        </w:rPr>
-        <w:t>\</w:t>
-      </w:r>
-      <w:r>
-        <w:rPr>
-          <w:rFonts w:ascii="Times New Roman" w:hAnsi="Times New Roman"/>
-          <w:b/>
-          <w:sz w:val="24"/>
-          <w:szCs w:val="24"/>
-          <w:lang w:val="en-US"/>
-        </w:rPr>
-        <w:t>menu</w:t>
-      </w:r>
-      <w:r>
-        <w:rPr>
-          <w:rFonts w:ascii="Times New Roman" w:hAnsi="Times New Roman"/>
-          <w:b/>
-          <w:sz w:val="24"/>
-          <w:szCs w:val="24"/>
-        </w:rPr>
-        <w:t>.</w:t>
-      </w:r>
       <w:proofErr w:type="spellStart"/>
       <w:r>
         <w:rPr>
@@ -2052,642 +2441,7 @@
           <w:szCs w:val="24"/>
           <w:lang w:val="en-US"/>
         </w:rPr>
-        <w:t>lst</w:t>
-      </w:r>
-      <w:proofErr w:type="spellEnd"/>
-      <w:r>
-        <w:rPr>
-          <w:rFonts w:ascii="Times New Roman" w:hAnsi="Times New Roman"/>
-          <w:sz w:val="24"/>
-          <w:szCs w:val="24"/>
-        </w:rPr>
-        <w:t>&gt;</w:t>
-      </w:r>
-      <w:r>
-        <w:rPr>
-          <w:rFonts w:ascii="Times New Roman" w:hAnsi="Times New Roman"/>
-          <w:sz w:val="24"/>
-          <w:szCs w:val="24"/>
-        </w:rPr>
-        <w:t xml:space="preserve"> и </w:t>
-      </w:r>
-      <w:r>
-        <w:rPr>
-          <w:rFonts w:ascii="Times New Roman" w:hAnsi="Times New Roman"/>
-          <w:sz w:val="24"/>
-          <w:szCs w:val="24"/>
-        </w:rPr>
-        <w:t>&lt;</w:t>
-      </w:r>
-      <w:r>
-        <w:rPr>
-          <w:rFonts w:ascii="Times New Roman" w:hAnsi="Times New Roman"/>
-          <w:b/>
-          <w:sz w:val="24"/>
-          <w:szCs w:val="24"/>
-        </w:rPr>
-        <w:t>\</w:t>
-      </w:r>
-      <w:r>
-        <w:rPr>
-          <w:rFonts w:ascii="Times New Roman" w:hAnsi="Times New Roman"/>
-          <w:b/>
-          <w:sz w:val="24"/>
-          <w:szCs w:val="24"/>
-          <w:lang w:val="en-US"/>
-        </w:rPr>
-        <w:t>boot</w:t>
-      </w:r>
-      <w:r>
-        <w:rPr>
-          <w:rFonts w:ascii="Times New Roman" w:hAnsi="Times New Roman"/>
-          <w:b/>
-          <w:sz w:val="24"/>
-          <w:szCs w:val="24"/>
-        </w:rPr>
-        <w:t>\</w:t>
-      </w:r>
-      <w:r>
-        <w:rPr>
-          <w:rFonts w:ascii="Times New Roman" w:hAnsi="Times New Roman"/>
-          <w:b/>
-          <w:sz w:val="24"/>
-          <w:szCs w:val="24"/>
-          <w:lang w:val="en-US"/>
-        </w:rPr>
-        <w:t>menu</w:t>
-      </w:r>
-      <w:r>
-        <w:rPr>
-          <w:rFonts w:ascii="Times New Roman" w:hAnsi="Times New Roman"/>
-          <w:b/>
-          <w:sz w:val="24"/>
-          <w:szCs w:val="24"/>
-        </w:rPr>
-        <w:t>_</w:t>
-      </w:r>
-      <w:r>
-        <w:rPr>
-          <w:rFonts w:ascii="Times New Roman" w:hAnsi="Times New Roman"/>
-          <w:b/>
-          <w:sz w:val="24"/>
-          <w:szCs w:val="24"/>
-          <w:lang w:val="en-US"/>
-        </w:rPr>
-        <w:t>u</w:t>
-      </w:r>
-      <w:r>
-        <w:rPr>
-          <w:rFonts w:ascii="Times New Roman" w:hAnsi="Times New Roman"/>
-          <w:b/>
-          <w:sz w:val="24"/>
-          <w:szCs w:val="24"/>
-        </w:rPr>
-        <w:t>.</w:t>
-      </w:r>
-      <w:proofErr w:type="spellStart"/>
-      <w:r>
-        <w:rPr>
-          <w:rFonts w:ascii="Times New Roman" w:hAnsi="Times New Roman"/>
-          <w:b/>
-          <w:sz w:val="24"/>
-          <w:szCs w:val="24"/>
-          <w:lang w:val="en-US"/>
-        </w:rPr>
-        <w:t>lst</w:t>
-      </w:r>
-      <w:proofErr w:type="spellEnd"/>
-      <w:r>
-        <w:rPr>
-          <w:rFonts w:ascii="Times New Roman" w:hAnsi="Times New Roman"/>
-          <w:sz w:val="24"/>
-          <w:szCs w:val="24"/>
-        </w:rPr>
-        <w:t>&gt;</w:t>
-      </w:r>
-      <w:r>
-        <w:rPr>
-          <w:rFonts w:ascii="Times New Roman" w:hAnsi="Times New Roman"/>
-          <w:sz w:val="24"/>
-          <w:szCs w:val="24"/>
-        </w:rPr>
-        <w:t>.</w:t>
-      </w:r>
-    </w:p>
-    <w:p>
-      <w:pPr>
-        <w:spacing w:after="0" w:line="240" w:lineRule="auto"/>
-        <w:ind w:firstLine="425"/>
-        <w:rPr>
-          <w:rFonts w:ascii="Times New Roman" w:hAnsi="Times New Roman"/>
-          <w:sz w:val="24"/>
-          <w:szCs w:val="24"/>
-        </w:rPr>
-      </w:pPr>
-      <w:r>
-        <w:rPr>
-          <w:rFonts w:ascii="Times New Roman" w:hAnsi="Times New Roman"/>
-          <w:sz w:val="24"/>
-          <w:szCs w:val="24"/>
-        </w:rPr>
-        <w:t xml:space="preserve">Настройки загрузчика </w:t>
-      </w:r>
-      <w:proofErr w:type="spellStart"/>
-      <w:r>
-        <w:rPr>
-          <w:rFonts w:ascii="Times New Roman" w:hAnsi="Times New Roman"/>
-          <w:b/>
-          <w:sz w:val="24"/>
-          <w:szCs w:val="24"/>
-          <w:lang w:val="en-US"/>
-        </w:rPr>
-        <w:t>SysLinux</w:t>
-      </w:r>
-      <w:proofErr w:type="spellEnd"/>
-      <w:r>
-        <w:rPr>
-          <w:rFonts w:ascii="Times New Roman" w:hAnsi="Times New Roman"/>
-          <w:sz w:val="24"/>
-          <w:szCs w:val="24"/>
-        </w:rPr>
-        <w:t xml:space="preserve"> находятся в файле </w:t>
-      </w:r>
-      <w:r>
-        <w:rPr>
-          <w:rFonts w:ascii="Times New Roman" w:hAnsi="Times New Roman"/>
-          <w:sz w:val="24"/>
-          <w:szCs w:val="24"/>
-        </w:rPr>
-        <w:t>&lt;</w:t>
-      </w:r>
-      <w:r>
-        <w:rPr>
-          <w:rFonts w:ascii="Times New Roman" w:hAnsi="Times New Roman"/>
-          <w:sz w:val="24"/>
-          <w:szCs w:val="24"/>
-        </w:rPr>
-        <w:t>\</w:t>
-      </w:r>
-      <w:proofErr w:type="spellStart"/>
-      <w:r>
-        <w:rPr>
-          <w:rFonts w:ascii="Times New Roman" w:hAnsi="Times New Roman"/>
-          <w:b/>
-          <w:sz w:val="24"/>
-          <w:szCs w:val="24"/>
-          <w:lang w:val="en-US"/>
-        </w:rPr>
-        <w:t>syslinux</w:t>
-      </w:r>
-      <w:proofErr w:type="spellEnd"/>
-      <w:r>
-        <w:rPr>
-          <w:rFonts w:ascii="Times New Roman" w:hAnsi="Times New Roman"/>
-          <w:b/>
-          <w:sz w:val="24"/>
-          <w:szCs w:val="24"/>
-        </w:rPr>
-        <w:t>.</w:t>
-      </w:r>
-      <w:proofErr w:type="spellStart"/>
-      <w:r>
-        <w:rPr>
-          <w:rFonts w:ascii="Times New Roman" w:hAnsi="Times New Roman"/>
-          <w:b/>
-          <w:sz w:val="24"/>
-          <w:szCs w:val="24"/>
-          <w:lang w:val="en-US"/>
-        </w:rPr>
-        <w:t>cfg</w:t>
-      </w:r>
-      <w:proofErr w:type="spellEnd"/>
-      <w:r>
-        <w:rPr>
-          <w:rFonts w:ascii="Times New Roman" w:hAnsi="Times New Roman"/>
-          <w:sz w:val="24"/>
-          <w:szCs w:val="24"/>
-        </w:rPr>
-        <w:t>&gt;</w:t>
-      </w:r>
-      <w:r>
-        <w:rPr>
-          <w:rFonts w:ascii="Times New Roman" w:hAnsi="Times New Roman"/>
-          <w:sz w:val="24"/>
-          <w:szCs w:val="24"/>
-        </w:rPr>
-        <w:t>.</w:t>
-      </w:r>
-    </w:p>
-    <w:p>
-      <w:pPr>
-        <w:spacing w:after="0" w:line="240" w:lineRule="auto"/>
-        <w:ind w:firstLine="425"/>
-        <w:rPr>
-          <w:rFonts w:ascii="Times New Roman" w:hAnsi="Times New Roman"/>
-          <w:sz w:val="24"/>
-          <w:szCs w:val="24"/>
-        </w:rPr>
-      </w:pPr>
-    </w:p>
-    <w:p>
-      <w:pPr>
-        <w:spacing w:after="0" w:line="240" w:lineRule="auto"/>
-        <w:ind w:firstLine="425"/>
-        <w:rPr>
-          <w:rFonts w:ascii="Times New Roman" w:hAnsi="Times New Roman"/>
-          <w:sz w:val="24"/>
-          <w:szCs w:val="24"/>
-        </w:rPr>
-      </w:pPr>
-      <w:r>
-        <w:rPr>
-          <w:rFonts w:ascii="Times New Roman" w:hAnsi="Times New Roman"/>
-          <w:sz w:val="24"/>
-          <w:szCs w:val="24"/>
-        </w:rPr>
-        <w:t xml:space="preserve">Данные загрузчики совместимы и настроены. Чтобы случайно не сбить любой из загрузчиков </w:t>
-      </w:r>
-      <w:r>
-        <w:rPr>
-          <w:rFonts w:ascii="Times New Roman" w:hAnsi="Times New Roman"/>
-          <w:b/>
-          <w:sz w:val="24"/>
-          <w:szCs w:val="24"/>
-        </w:rPr>
-        <w:t>категорически запрещается</w:t>
-      </w:r>
-      <w:r>
-        <w:rPr>
-          <w:rFonts w:ascii="Times New Roman" w:hAnsi="Times New Roman"/>
-          <w:sz w:val="24"/>
-          <w:szCs w:val="24"/>
-        </w:rPr>
-        <w:t xml:space="preserve"> изменять файлы в папка</w:t>
-      </w:r>
-      <w:r>
-        <w:rPr>
-          <w:rFonts w:ascii="Times New Roman" w:hAnsi="Times New Roman"/>
-          <w:sz w:val="24"/>
-          <w:szCs w:val="24"/>
-        </w:rPr>
-        <w:t>х</w:t>
-      </w:r>
-      <w:r>
-        <w:rPr>
-          <w:rFonts w:ascii="Times New Roman" w:hAnsi="Times New Roman"/>
-          <w:sz w:val="24"/>
-          <w:szCs w:val="24"/>
-        </w:rPr>
-        <w:t xml:space="preserve"> </w:t>
-      </w:r>
-      <w:r>
-        <w:rPr>
-          <w:rFonts w:ascii="Times New Roman" w:hAnsi="Times New Roman"/>
-          <w:sz w:val="24"/>
-          <w:szCs w:val="24"/>
-        </w:rPr>
-        <w:t>&lt;</w:t>
-      </w:r>
-      <w:r>
-        <w:rPr>
-          <w:rFonts w:ascii="Times New Roman" w:hAnsi="Times New Roman"/>
-          <w:b/>
-          <w:sz w:val="24"/>
-          <w:szCs w:val="24"/>
-          <w:lang w:val="en-US"/>
-        </w:rPr>
-        <w:t>boot</w:t>
-      </w:r>
-      <w:r>
-        <w:rPr>
-          <w:rFonts w:ascii="Times New Roman" w:hAnsi="Times New Roman"/>
-          <w:sz w:val="24"/>
-          <w:szCs w:val="24"/>
-        </w:rPr>
-        <w:t xml:space="preserve">&gt; </w:t>
-      </w:r>
-      <w:r>
-        <w:rPr>
-          <w:rFonts w:ascii="Times New Roman" w:hAnsi="Times New Roman"/>
-          <w:sz w:val="24"/>
-          <w:szCs w:val="24"/>
-        </w:rPr>
-        <w:t xml:space="preserve">и </w:t>
-      </w:r>
-      <w:r>
-        <w:rPr>
-          <w:rFonts w:ascii="Times New Roman" w:hAnsi="Times New Roman"/>
-          <w:sz w:val="24"/>
-          <w:szCs w:val="24"/>
-        </w:rPr>
-        <w:t>&lt;</w:t>
-      </w:r>
-      <w:r>
-        <w:rPr>
-          <w:rFonts w:ascii="Times New Roman" w:hAnsi="Times New Roman"/>
-          <w:b/>
-          <w:sz w:val="24"/>
-          <w:szCs w:val="24"/>
-          <w:lang w:val="en-US"/>
-        </w:rPr>
-        <w:t>EFI</w:t>
-      </w:r>
-      <w:r>
-        <w:rPr>
-          <w:rFonts w:ascii="Times New Roman" w:hAnsi="Times New Roman"/>
-          <w:sz w:val="24"/>
-          <w:szCs w:val="24"/>
-        </w:rPr>
-        <w:t>&gt;</w:t>
-      </w:r>
-      <w:r>
-        <w:rPr>
-          <w:rFonts w:ascii="Times New Roman" w:hAnsi="Times New Roman"/>
-          <w:sz w:val="24"/>
-          <w:szCs w:val="24"/>
-        </w:rPr>
-        <w:t>.</w:t>
-      </w:r>
-    </w:p>
-    <w:p>
-      <w:pPr>
-        <w:spacing w:after="0" w:line="240" w:lineRule="auto"/>
-        <w:ind w:firstLine="425"/>
-        <w:rPr>
-          <w:rFonts w:ascii="Times New Roman" w:hAnsi="Times New Roman"/>
-          <w:sz w:val="24"/>
-          <w:szCs w:val="24"/>
-        </w:rPr>
-      </w:pPr>
-    </w:p>
-    <w:p>
-      <w:pPr>
-        <w:spacing w:after="0" w:line="240" w:lineRule="auto"/>
-        <w:ind w:firstLine="425"/>
-        <w:rPr>
-          <w:rFonts w:ascii="Times New Roman" w:hAnsi="Times New Roman"/>
-          <w:sz w:val="24"/>
-          <w:szCs w:val="24"/>
-        </w:rPr>
-      </w:pPr>
-      <w:r>
-        <w:rPr>
-          <w:rFonts w:ascii="Times New Roman" w:hAnsi="Times New Roman"/>
-          <w:sz w:val="24"/>
-          <w:szCs w:val="24"/>
-        </w:rPr>
-        <w:t xml:space="preserve">При копировании корня любого </w:t>
-      </w:r>
-      <w:proofErr w:type="spellStart"/>
-      <w:r>
-        <w:rPr>
-          <w:rFonts w:ascii="Times New Roman" w:hAnsi="Times New Roman"/>
-          <w:sz w:val="24"/>
-          <w:szCs w:val="24"/>
-        </w:rPr>
-        <w:t>мультизагрузочного</w:t>
-      </w:r>
-      <w:proofErr w:type="spellEnd"/>
-      <w:r>
-        <w:rPr>
-          <w:rFonts w:ascii="Times New Roman" w:hAnsi="Times New Roman"/>
-          <w:sz w:val="24"/>
-          <w:szCs w:val="24"/>
-        </w:rPr>
-        <w:t xml:space="preserve"> диска с системами </w:t>
-      </w:r>
-      <w:r>
-        <w:rPr>
-          <w:rFonts w:ascii="Times New Roman" w:hAnsi="Times New Roman"/>
-          <w:b/>
-          <w:sz w:val="24"/>
-          <w:szCs w:val="24"/>
-          <w:lang w:val="en-US"/>
-        </w:rPr>
-        <w:t>Windows</w:t>
-      </w:r>
-      <w:r>
-        <w:rPr>
-          <w:rFonts w:ascii="Times New Roman" w:hAnsi="Times New Roman"/>
-          <w:sz w:val="24"/>
-          <w:szCs w:val="24"/>
-        </w:rPr>
-        <w:t xml:space="preserve"> </w:t>
-      </w:r>
-      <w:r>
-        <w:rPr>
-          <w:rFonts w:ascii="Times New Roman" w:hAnsi="Times New Roman"/>
-          <w:sz w:val="24"/>
-          <w:szCs w:val="24"/>
-          <w:u w:val="single"/>
-        </w:rPr>
-        <w:t xml:space="preserve">разрешается заменять файлы только в папке </w:t>
-      </w:r>
-      <w:r>
-        <w:rPr>
-          <w:rFonts w:ascii="Times New Roman" w:hAnsi="Times New Roman"/>
-          <w:b/>
-          <w:sz w:val="24"/>
-          <w:szCs w:val="24"/>
-          <w:u w:val="single"/>
-        </w:rPr>
-        <w:t>&lt;</w:t>
-      </w:r>
-      <w:r>
-        <w:rPr>
-          <w:rFonts w:ascii="Times New Roman" w:hAnsi="Times New Roman"/>
-          <w:b/>
-          <w:sz w:val="24"/>
-          <w:szCs w:val="24"/>
-          <w:u w:val="single"/>
-          <w:lang w:val="en-US"/>
-        </w:rPr>
-        <w:t>Boot</w:t>
-      </w:r>
-      <w:r>
-        <w:rPr>
-          <w:rFonts w:ascii="Times New Roman" w:hAnsi="Times New Roman"/>
-          <w:b/>
-          <w:sz w:val="24"/>
-          <w:szCs w:val="24"/>
-          <w:u w:val="single"/>
-        </w:rPr>
-        <w:t>&gt;</w:t>
-      </w:r>
-      <w:r>
-        <w:rPr>
-          <w:rFonts w:ascii="Times New Roman" w:hAnsi="Times New Roman"/>
-          <w:sz w:val="24"/>
-          <w:szCs w:val="24"/>
-        </w:rPr>
-        <w:t xml:space="preserve">. </w:t>
-      </w:r>
-    </w:p>
-    <w:p>
-      <w:pPr>
-        <w:spacing w:after="0" w:line="240" w:lineRule="auto"/>
-        <w:ind w:firstLine="425"/>
-        <w:rPr>
-          <w:rFonts w:ascii="Times New Roman" w:hAnsi="Times New Roman"/>
-          <w:sz w:val="24"/>
-          <w:szCs w:val="24"/>
-        </w:rPr>
-      </w:pPr>
-    </w:p>
-    <w:p>
-      <w:pPr>
-        <w:spacing w:after="0" w:line="240" w:lineRule="auto"/>
-        <w:ind w:firstLine="425"/>
-        <w:rPr>
-          <w:rFonts w:ascii="Times New Roman" w:hAnsi="Times New Roman"/>
-          <w:sz w:val="24"/>
-          <w:szCs w:val="24"/>
-        </w:rPr>
-      </w:pPr>
-      <w:r>
-        <w:rPr>
-          <w:rFonts w:ascii="Times New Roman" w:hAnsi="Times New Roman"/>
-          <w:sz w:val="24"/>
-          <w:szCs w:val="24"/>
-        </w:rPr>
-        <w:t xml:space="preserve">Чтобы заработали </w:t>
-      </w:r>
-      <w:proofErr w:type="spellStart"/>
-      <w:r>
-        <w:rPr>
-          <w:rFonts w:ascii="Times New Roman" w:hAnsi="Times New Roman"/>
-          <w:sz w:val="24"/>
-          <w:szCs w:val="24"/>
-        </w:rPr>
-        <w:t>мультизагрузочные</w:t>
-      </w:r>
-      <w:proofErr w:type="spellEnd"/>
-      <w:r>
-        <w:rPr>
-          <w:rFonts w:ascii="Times New Roman" w:hAnsi="Times New Roman"/>
-          <w:sz w:val="24"/>
-          <w:szCs w:val="24"/>
-        </w:rPr>
-        <w:t xml:space="preserve"> меню </w:t>
-      </w:r>
-      <w:r>
-        <w:rPr>
-          <w:rFonts w:ascii="Times New Roman" w:hAnsi="Times New Roman"/>
-          <w:b/>
-          <w:sz w:val="24"/>
-          <w:szCs w:val="24"/>
-          <w:lang w:val="en-US"/>
-        </w:rPr>
-        <w:t>BCD</w:t>
-      </w:r>
-      <w:r>
-        <w:rPr>
-          <w:rFonts w:ascii="Times New Roman" w:hAnsi="Times New Roman"/>
-          <w:sz w:val="24"/>
-          <w:szCs w:val="24"/>
-        </w:rPr>
-        <w:t xml:space="preserve"> необходимо в </w:t>
-      </w:r>
-      <w:r>
-        <w:rPr>
-          <w:rFonts w:ascii="Times New Roman" w:hAnsi="Times New Roman"/>
-          <w:sz w:val="24"/>
-          <w:szCs w:val="24"/>
-        </w:rPr>
-        <w:t>вашем</w:t>
-      </w:r>
-      <w:r>
-        <w:rPr>
-          <w:rFonts w:ascii="Times New Roman" w:hAnsi="Times New Roman"/>
-          <w:sz w:val="24"/>
-          <w:szCs w:val="24"/>
-        </w:rPr>
-        <w:t xml:space="preserve"> диске </w:t>
-      </w:r>
-      <w:r>
-        <w:rPr>
-          <w:rFonts w:ascii="Times New Roman" w:hAnsi="Times New Roman"/>
-          <w:sz w:val="24"/>
-          <w:szCs w:val="24"/>
-          <w:lang w:val="en-US"/>
-        </w:rPr>
-        <w:t>windows</w:t>
-      </w:r>
-      <w:r>
-        <w:rPr>
-          <w:rFonts w:ascii="Times New Roman" w:hAnsi="Times New Roman"/>
-          <w:sz w:val="24"/>
-          <w:szCs w:val="24"/>
-        </w:rPr>
-        <w:t xml:space="preserve"> </w:t>
-      </w:r>
-      <w:r>
-        <w:rPr>
-          <w:rFonts w:ascii="Times New Roman" w:hAnsi="Times New Roman"/>
-          <w:sz w:val="24"/>
-          <w:szCs w:val="24"/>
-        </w:rPr>
-        <w:t xml:space="preserve">проделать ещё несколько действий: </w:t>
-      </w:r>
-    </w:p>
-    <w:p>
-      <w:pPr>
-        <w:pStyle w:val="a3"/>
-        <w:numPr>
-          <w:ilvl w:val="0"/>
-          <w:numId w:val="2"/>
-        </w:numPr>
-        <w:spacing w:after="0" w:line="240" w:lineRule="auto"/>
-        <w:rPr>
-          <w:rFonts w:ascii="Times New Roman" w:hAnsi="Times New Roman"/>
-          <w:sz w:val="24"/>
-          <w:szCs w:val="24"/>
-        </w:rPr>
-      </w:pPr>
-      <w:r>
-        <w:rPr>
-          <w:rFonts w:ascii="Times New Roman" w:hAnsi="Times New Roman"/>
-          <w:sz w:val="24"/>
-          <w:szCs w:val="24"/>
-        </w:rPr>
-        <w:t>С</w:t>
-      </w:r>
-      <w:r>
-        <w:rPr>
-          <w:rFonts w:ascii="Times New Roman" w:hAnsi="Times New Roman"/>
-          <w:sz w:val="24"/>
-          <w:szCs w:val="24"/>
-        </w:rPr>
-        <w:t xml:space="preserve">копируйте все файлы с расширением </w:t>
-      </w:r>
-      <w:proofErr w:type="gramStart"/>
-      <w:r>
-        <w:rPr>
-          <w:rFonts w:ascii="Times New Roman" w:hAnsi="Times New Roman"/>
-          <w:sz w:val="24"/>
-          <w:szCs w:val="24"/>
-        </w:rPr>
-        <w:t>&lt;</w:t>
-      </w:r>
-      <w:r>
-        <w:rPr>
-          <w:rFonts w:ascii="Times New Roman" w:hAnsi="Times New Roman"/>
-          <w:b/>
-          <w:sz w:val="24"/>
-          <w:szCs w:val="24"/>
-        </w:rPr>
-        <w:t>.</w:t>
-      </w:r>
-      <w:proofErr w:type="spellStart"/>
-      <w:r>
-        <w:rPr>
-          <w:rFonts w:ascii="Times New Roman" w:hAnsi="Times New Roman"/>
-          <w:b/>
-          <w:sz w:val="24"/>
-          <w:szCs w:val="24"/>
-          <w:lang w:val="en-US"/>
-        </w:rPr>
-        <w:t>efi</w:t>
+        <w:t>QemuBootTester</w:t>
       </w:r>
       <w:proofErr w:type="spellEnd"/>
       <w:proofErr w:type="gramEnd"/>
@@ -2697,477 +2451,6 @@
           <w:sz w:val="24"/>
           <w:szCs w:val="24"/>
         </w:rPr>
-        <w:t>&gt; из папки &lt;</w:t>
-      </w:r>
-      <w:r>
-        <w:t xml:space="preserve"> </w:t>
-      </w:r>
-      <w:r>
-        <w:rPr>
-          <w:rFonts w:ascii="Times New Roman" w:hAnsi="Times New Roman"/>
-          <w:b/>
-          <w:sz w:val="24"/>
-          <w:szCs w:val="24"/>
-        </w:rPr>
-        <w:t>EFI\</w:t>
-      </w:r>
-      <w:proofErr w:type="spellStart"/>
-      <w:r>
-        <w:rPr>
-          <w:rFonts w:ascii="Times New Roman" w:hAnsi="Times New Roman"/>
-          <w:b/>
-          <w:sz w:val="24"/>
-          <w:szCs w:val="24"/>
-        </w:rPr>
-        <w:t>microsoft</w:t>
-      </w:r>
-      <w:proofErr w:type="spellEnd"/>
-      <w:r>
-        <w:rPr>
-          <w:rFonts w:ascii="Times New Roman" w:hAnsi="Times New Roman"/>
-          <w:b/>
-          <w:sz w:val="24"/>
-          <w:szCs w:val="24"/>
-        </w:rPr>
-        <w:t xml:space="preserve"> </w:t>
-      </w:r>
-      <w:r>
-        <w:rPr>
-          <w:rFonts w:ascii="Times New Roman" w:hAnsi="Times New Roman"/>
-          <w:sz w:val="24"/>
-          <w:szCs w:val="24"/>
-        </w:rPr>
-        <w:t xml:space="preserve">&gt; в корень вашей </w:t>
-      </w:r>
-      <w:proofErr w:type="spellStart"/>
-      <w:r>
-        <w:rPr>
-          <w:rFonts w:ascii="Times New Roman" w:hAnsi="Times New Roman"/>
-          <w:sz w:val="24"/>
-          <w:szCs w:val="24"/>
-        </w:rPr>
-        <w:t>флешкарты</w:t>
-      </w:r>
-      <w:proofErr w:type="spellEnd"/>
-      <w:r>
-        <w:rPr>
-          <w:rFonts w:ascii="Times New Roman" w:hAnsi="Times New Roman"/>
-          <w:sz w:val="24"/>
-          <w:szCs w:val="24"/>
-        </w:rPr>
-        <w:t>,</w:t>
-      </w:r>
-      <w:r>
-        <w:rPr>
-          <w:rFonts w:ascii="Times New Roman" w:hAnsi="Times New Roman"/>
-          <w:sz w:val="24"/>
-          <w:szCs w:val="24"/>
-        </w:rPr>
-        <w:t xml:space="preserve"> где также находятся и другие файлы </w:t>
-      </w:r>
-      <w:proofErr w:type="spellStart"/>
-      <w:r>
-        <w:rPr>
-          <w:rFonts w:ascii="Times New Roman" w:hAnsi="Times New Roman"/>
-          <w:sz w:val="24"/>
-          <w:szCs w:val="24"/>
-        </w:rPr>
-        <w:t>мултизагрузки</w:t>
-      </w:r>
-      <w:proofErr w:type="spellEnd"/>
-      <w:r>
-        <w:rPr>
-          <w:rFonts w:ascii="Times New Roman" w:hAnsi="Times New Roman"/>
-          <w:sz w:val="24"/>
-          <w:szCs w:val="24"/>
-        </w:rPr>
-        <w:t xml:space="preserve"> и также в папку </w:t>
-      </w:r>
-      <w:r>
-        <w:rPr>
-          <w:rFonts w:ascii="Times New Roman" w:hAnsi="Times New Roman"/>
-          <w:sz w:val="24"/>
-          <w:szCs w:val="24"/>
-        </w:rPr>
-        <w:t>&lt;</w:t>
-      </w:r>
-      <w:r>
-        <w:rPr>
-          <w:rFonts w:ascii="Times New Roman" w:hAnsi="Times New Roman"/>
-          <w:sz w:val="24"/>
-          <w:szCs w:val="24"/>
-        </w:rPr>
-        <w:t>\</w:t>
-      </w:r>
-      <w:r>
-        <w:rPr>
-          <w:rFonts w:ascii="Times New Roman" w:hAnsi="Times New Roman"/>
-          <w:sz w:val="24"/>
-          <w:szCs w:val="24"/>
-          <w:lang w:val="en-US"/>
-        </w:rPr>
-        <w:t>boot</w:t>
-      </w:r>
-      <w:r>
-        <w:rPr>
-          <w:rFonts w:ascii="Times New Roman" w:hAnsi="Times New Roman"/>
-          <w:sz w:val="24"/>
-          <w:szCs w:val="24"/>
-        </w:rPr>
-        <w:t>&gt;</w:t>
-      </w:r>
-      <w:r>
-        <w:rPr>
-          <w:rFonts w:ascii="Times New Roman" w:hAnsi="Times New Roman"/>
-          <w:sz w:val="24"/>
-          <w:szCs w:val="24"/>
-        </w:rPr>
-        <w:t xml:space="preserve">. </w:t>
-      </w:r>
-      <w:r>
-        <w:rPr>
-          <w:rFonts w:ascii="Times New Roman" w:hAnsi="Times New Roman"/>
-          <w:sz w:val="24"/>
-          <w:szCs w:val="24"/>
-        </w:rPr>
-        <w:t xml:space="preserve"> Файл </w:t>
-      </w:r>
-      <w:r>
-        <w:rPr>
-          <w:rFonts w:ascii="Times New Roman" w:hAnsi="Times New Roman"/>
-          <w:sz w:val="24"/>
-          <w:szCs w:val="24"/>
-        </w:rPr>
-        <w:t>&lt;/</w:t>
-      </w:r>
-      <w:proofErr w:type="spellStart"/>
-      <w:r>
-        <w:rPr>
-          <w:rFonts w:ascii="Times New Roman" w:hAnsi="Times New Roman"/>
-          <w:b/>
-          <w:sz w:val="24"/>
-          <w:szCs w:val="24"/>
-          <w:lang w:val="en-US"/>
-        </w:rPr>
-        <w:t>bootmgr</w:t>
-      </w:r>
-      <w:proofErr w:type="spellEnd"/>
-      <w:r>
-        <w:rPr>
-          <w:rFonts w:ascii="Times New Roman" w:hAnsi="Times New Roman"/>
-          <w:sz w:val="24"/>
-          <w:szCs w:val="24"/>
-        </w:rPr>
-        <w:t xml:space="preserve">&gt; </w:t>
-      </w:r>
-      <w:r>
-        <w:rPr>
-          <w:rFonts w:ascii="Times New Roman" w:hAnsi="Times New Roman"/>
-          <w:sz w:val="24"/>
-          <w:szCs w:val="24"/>
-        </w:rPr>
-        <w:t xml:space="preserve">не трогаем, т.е. запрещаем его замену при копировании файлов в корень </w:t>
-      </w:r>
-      <w:proofErr w:type="spellStart"/>
-      <w:r>
-        <w:rPr>
-          <w:rFonts w:ascii="Times New Roman" w:hAnsi="Times New Roman"/>
-          <w:sz w:val="24"/>
-          <w:szCs w:val="24"/>
-        </w:rPr>
-        <w:t>флешкарты</w:t>
-      </w:r>
-      <w:proofErr w:type="spellEnd"/>
-      <w:r>
-        <w:rPr>
-          <w:rFonts w:ascii="Times New Roman" w:hAnsi="Times New Roman"/>
-          <w:sz w:val="24"/>
-          <w:szCs w:val="24"/>
-        </w:rPr>
-        <w:t>.</w:t>
-      </w:r>
-    </w:p>
-    <w:p>
-      <w:pPr>
-        <w:pStyle w:val="a3"/>
-        <w:numPr>
-          <w:ilvl w:val="0"/>
-          <w:numId w:val="2"/>
-        </w:numPr>
-        <w:spacing w:after="0" w:line="240" w:lineRule="auto"/>
-        <w:rPr>
-          <w:rFonts w:ascii="Times New Roman" w:hAnsi="Times New Roman"/>
-          <w:sz w:val="24"/>
-          <w:szCs w:val="24"/>
-        </w:rPr>
-      </w:pPr>
-      <w:r>
-        <w:rPr>
-          <w:rFonts w:ascii="Times New Roman" w:hAnsi="Times New Roman"/>
-          <w:sz w:val="24"/>
-          <w:szCs w:val="24"/>
-        </w:rPr>
-        <w:t>С</w:t>
-      </w:r>
-      <w:r>
-        <w:rPr>
-          <w:rFonts w:ascii="Times New Roman" w:hAnsi="Times New Roman"/>
-          <w:sz w:val="24"/>
-          <w:szCs w:val="24"/>
-        </w:rPr>
-        <w:t xml:space="preserve">копируйте содержимое папки </w:t>
-      </w:r>
-      <w:proofErr w:type="gramStart"/>
-      <w:r>
-        <w:rPr>
-          <w:rFonts w:ascii="Times New Roman" w:hAnsi="Times New Roman"/>
-          <w:sz w:val="24"/>
-          <w:szCs w:val="24"/>
-        </w:rPr>
-        <w:t>&lt;</w:t>
-      </w:r>
-      <w:r>
-        <w:t xml:space="preserve"> </w:t>
-      </w:r>
-      <w:r>
-        <w:rPr>
-          <w:rFonts w:ascii="Times New Roman" w:hAnsi="Times New Roman"/>
-          <w:b/>
-          <w:sz w:val="24"/>
-          <w:szCs w:val="24"/>
-          <w:lang w:val="en-US"/>
-        </w:rPr>
-        <w:t>EFI</w:t>
-      </w:r>
-      <w:proofErr w:type="gramEnd"/>
-      <w:r>
-        <w:rPr>
-          <w:rFonts w:ascii="Times New Roman" w:hAnsi="Times New Roman"/>
-          <w:b/>
-          <w:sz w:val="24"/>
-          <w:szCs w:val="24"/>
-        </w:rPr>
-        <w:t>\</w:t>
-      </w:r>
-      <w:proofErr w:type="spellStart"/>
-      <w:r>
-        <w:rPr>
-          <w:rFonts w:ascii="Times New Roman" w:hAnsi="Times New Roman"/>
-          <w:b/>
-          <w:sz w:val="24"/>
-          <w:szCs w:val="24"/>
-          <w:lang w:val="en-US"/>
-        </w:rPr>
-        <w:t>microsoft</w:t>
-      </w:r>
-      <w:proofErr w:type="spellEnd"/>
-      <w:r>
-        <w:rPr>
-          <w:rFonts w:ascii="Times New Roman" w:hAnsi="Times New Roman"/>
-          <w:b/>
-          <w:sz w:val="24"/>
-          <w:szCs w:val="24"/>
-        </w:rPr>
-        <w:t>\</w:t>
-      </w:r>
-      <w:r>
-        <w:rPr>
-          <w:rFonts w:ascii="Times New Roman" w:hAnsi="Times New Roman"/>
-          <w:b/>
-          <w:sz w:val="24"/>
-          <w:szCs w:val="24"/>
-          <w:lang w:val="en-US"/>
-        </w:rPr>
-        <w:t>boot</w:t>
-      </w:r>
-      <w:r>
-        <w:rPr>
-          <w:rFonts w:ascii="Times New Roman" w:hAnsi="Times New Roman"/>
-          <w:sz w:val="24"/>
-          <w:szCs w:val="24"/>
-        </w:rPr>
-        <w:t xml:space="preserve"> &gt; в папку &lt;</w:t>
-      </w:r>
-      <w:r>
-        <w:t xml:space="preserve"> </w:t>
-      </w:r>
-      <w:r>
-        <w:rPr>
-          <w:rFonts w:ascii="Times New Roman" w:hAnsi="Times New Roman"/>
-          <w:b/>
-          <w:sz w:val="24"/>
-          <w:szCs w:val="24"/>
-        </w:rPr>
-        <w:t>EFI\BOOT</w:t>
-      </w:r>
-      <w:r>
-        <w:rPr>
-          <w:rFonts w:ascii="Times New Roman" w:hAnsi="Times New Roman"/>
-          <w:sz w:val="24"/>
-          <w:szCs w:val="24"/>
-        </w:rPr>
-        <w:t xml:space="preserve"> &gt;</w:t>
-      </w:r>
-      <w:r>
-        <w:rPr>
-          <w:rFonts w:ascii="Times New Roman" w:hAnsi="Times New Roman"/>
-          <w:sz w:val="24"/>
-          <w:szCs w:val="24"/>
-        </w:rPr>
-        <w:t xml:space="preserve"> </w:t>
-      </w:r>
-      <w:r>
-        <w:rPr>
-          <w:rFonts w:ascii="Times New Roman" w:hAnsi="Times New Roman"/>
-          <w:b/>
-          <w:sz w:val="24"/>
-          <w:szCs w:val="24"/>
-        </w:rPr>
-        <w:t>без замены файлов</w:t>
-      </w:r>
-      <w:r>
-        <w:rPr>
-          <w:rFonts w:ascii="Times New Roman" w:hAnsi="Times New Roman"/>
-          <w:sz w:val="24"/>
-          <w:szCs w:val="24"/>
-        </w:rPr>
-        <w:t>, т.е. с запретом замены файлов (не копировать, копировать но сохранить оба…)</w:t>
-      </w:r>
-      <w:r>
-        <w:rPr>
-          <w:rFonts w:ascii="Times New Roman" w:hAnsi="Times New Roman"/>
-          <w:sz w:val="24"/>
-          <w:szCs w:val="24"/>
-        </w:rPr>
-        <w:t xml:space="preserve">. </w:t>
-      </w:r>
-    </w:p>
-    <w:p>
-      <w:pPr>
-        <w:spacing w:after="0" w:line="240" w:lineRule="auto"/>
-        <w:ind w:firstLine="425"/>
-        <w:rPr>
-          <w:rFonts w:ascii="Times New Roman" w:hAnsi="Times New Roman"/>
-          <w:sz w:val="24"/>
-          <w:szCs w:val="24"/>
-        </w:rPr>
-      </w:pPr>
-    </w:p>
-    <w:p>
-      <w:pPr>
-        <w:spacing w:after="0" w:line="240" w:lineRule="auto"/>
-        <w:ind w:firstLine="425"/>
-        <w:rPr>
-          <w:rFonts w:ascii="Times New Roman" w:hAnsi="Times New Roman"/>
-          <w:sz w:val="24"/>
-          <w:szCs w:val="24"/>
-        </w:rPr>
-      </w:pPr>
-      <w:proofErr w:type="spellStart"/>
-      <w:r>
-        <w:rPr>
-          <w:rFonts w:ascii="Times New Roman" w:hAnsi="Times New Roman"/>
-          <w:sz w:val="24"/>
-          <w:szCs w:val="24"/>
-        </w:rPr>
-        <w:t>Мултизагрузочные</w:t>
-      </w:r>
-      <w:proofErr w:type="spellEnd"/>
-      <w:r>
-        <w:rPr>
-          <w:rFonts w:ascii="Times New Roman" w:hAnsi="Times New Roman"/>
-          <w:sz w:val="24"/>
-          <w:szCs w:val="24"/>
-        </w:rPr>
-        <w:t xml:space="preserve"> меню </w:t>
-      </w:r>
-      <w:r>
-        <w:rPr>
-          <w:rFonts w:ascii="Times New Roman" w:hAnsi="Times New Roman"/>
-          <w:b/>
-          <w:sz w:val="24"/>
-          <w:szCs w:val="24"/>
-          <w:lang w:val="en-US"/>
-        </w:rPr>
-        <w:t>BCD</w:t>
-      </w:r>
-      <w:r>
-        <w:rPr>
-          <w:rFonts w:ascii="Times New Roman" w:hAnsi="Times New Roman"/>
-          <w:sz w:val="24"/>
-          <w:szCs w:val="24"/>
-        </w:rPr>
-        <w:t xml:space="preserve"> </w:t>
-      </w:r>
-      <w:r>
-        <w:rPr>
-          <w:rFonts w:ascii="Times New Roman" w:hAnsi="Times New Roman"/>
-          <w:sz w:val="24"/>
-          <w:szCs w:val="24"/>
-        </w:rPr>
-        <w:t xml:space="preserve">должны заработать сразу после проделанных выше действий. </w:t>
-      </w:r>
-    </w:p>
-    <w:p>
-      <w:pPr>
-        <w:spacing w:after="0" w:line="240" w:lineRule="auto"/>
-        <w:ind w:firstLine="425"/>
-        <w:rPr>
-          <w:rFonts w:ascii="Times New Roman" w:hAnsi="Times New Roman"/>
-          <w:sz w:val="24"/>
-          <w:szCs w:val="24"/>
-        </w:rPr>
-      </w:pPr>
-    </w:p>
-    <w:p>
-      <w:pPr>
-        <w:spacing w:after="0" w:line="240" w:lineRule="auto"/>
-        <w:ind w:firstLine="425"/>
-        <w:rPr>
-          <w:rFonts w:ascii="Times New Roman" w:hAnsi="Times New Roman"/>
-          <w:sz w:val="24"/>
-          <w:szCs w:val="24"/>
-        </w:rPr>
-      </w:pPr>
-      <w:r>
-        <w:rPr>
-          <w:rFonts w:ascii="Times New Roman" w:hAnsi="Times New Roman"/>
-          <w:sz w:val="24"/>
-          <w:szCs w:val="24"/>
-        </w:rPr>
-        <w:t xml:space="preserve">Чтобы проверить все загрузчики воспользуйтесь утилитой </w:t>
-      </w:r>
-      <w:proofErr w:type="gramStart"/>
-      <w:r>
-        <w:rPr>
-          <w:rFonts w:ascii="Times New Roman" w:hAnsi="Times New Roman"/>
-          <w:sz w:val="24"/>
-          <w:szCs w:val="24"/>
-        </w:rPr>
-        <w:t>&lt;</w:t>
-      </w:r>
-      <w:r>
-        <w:t xml:space="preserve"> </w:t>
-      </w:r>
-      <w:proofErr w:type="spellStart"/>
-      <w:r>
-        <w:rPr>
-          <w:rFonts w:ascii="Times New Roman" w:hAnsi="Times New Roman"/>
-          <w:b/>
-          <w:sz w:val="24"/>
-          <w:szCs w:val="24"/>
-          <w:lang w:val="en-US"/>
-        </w:rPr>
-        <w:t>QemuBootTester</w:t>
-      </w:r>
-      <w:proofErr w:type="spellEnd"/>
-      <w:proofErr w:type="gramEnd"/>
-      <w:r>
-        <w:rPr>
-          <w:rFonts w:ascii="Times New Roman" w:hAnsi="Times New Roman"/>
-          <w:sz w:val="24"/>
-          <w:szCs w:val="24"/>
-        </w:rPr>
         <w:t xml:space="preserve"> &gt; </w:t>
       </w:r>
       <w:r>
@@ -3703,6 +2986,7 @@
         <w:rPr>
           <w:noProof/>
         </w:rPr>
+        <w:lastRenderedPageBreak/>
         <w:drawing>
           <wp:inline distT="0" distB="0" distL="0" distR="0">
             <wp:extent cx="3495675" cy="4333875"/>
@@ -5309,7 +4593,7 @@
 </file>
 
 <file path=customXml/itemProps1.xml><?xml version="1.0" encoding="utf-8"?>
-<ds:datastoreItem xmlns:ds="http://schemas.openxmlformats.org/officeDocument/2006/customXml" ds:itemID="{61F4266F-BFE0-4B1D-A2EA-E6CF5682240A}">
+<ds:datastoreItem xmlns:ds="http://schemas.openxmlformats.org/officeDocument/2006/customXml" ds:itemID="{3F6AE10A-9593-4BBB-8260-4FBFE9ABBDD4}">
   <ds:schemaRefs>
     <ds:schemaRef ds:uri="http://schemas.openxmlformats.org/officeDocument/2006/bibliography"/>
   </ds:schemaRefs>
